--- a/отчеты/Отчет по 8 лабе соп Курцева.docx
+++ b/отчеты/Отчет по 8 лабе соп Курцева.docx
@@ -1292,7 +1292,8 @@
       </w:pPr>
       <w:r>
         <w:rPr>
-          <w:lang w:val="en-US"/>
+          <w:noProof/>
+          <w:lang w:eastAsia="ru-RU"/>
         </w:rPr>
         <w:drawing>
           <wp:inline distT="0" distB="0" distL="0" distR="0" wp14:anchorId="55951339" wp14:editId="530F45C7">
@@ -1545,12 +1546,14 @@
       <w:r>
         <w:t xml:space="preserve"> и </w:t>
       </w:r>
+      <w:proofErr w:type="spellStart"/>
       <w:r>
         <w:rPr>
           <w:lang w:val="en-US"/>
         </w:rPr>
         <w:t>NotificationMessage</w:t>
       </w:r>
+      <w:proofErr w:type="spellEnd"/>
       <w:r>
         <w:t xml:space="preserve"> </w:t>
       </w:r>
@@ -1577,12 +1580,14 @@
       <w:r>
         <w:t xml:space="preserve"> и </w:t>
       </w:r>
+      <w:proofErr w:type="spellStart"/>
       <w:r>
         <w:rPr>
           <w:lang w:val="en-US"/>
         </w:rPr>
         <w:t>NotificationMessage</w:t>
       </w:r>
+      <w:proofErr w:type="spellEnd"/>
       <w:r>
         <w:t xml:space="preserve"> – </w:t>
       </w:r>
@@ -1848,9 +1853,6 @@
         <w:t xml:space="preserve">Рисунок </w:t>
       </w:r>
       <w:r>
-        <w:rPr>
-          <w:lang w:val="en-US"/>
-        </w:rPr>
         <w:t>2</w:t>
       </w:r>
       <w:r>
@@ -1884,6 +1886,10 @@
         <w:spacing w:line="360" w:lineRule="auto"/>
       </w:pPr>
       <w:r>
+        <w:rPr>
+          <w:noProof/>
+          <w:lang w:eastAsia="ru-RU"/>
+        </w:rPr>
         <w:drawing>
           <wp:inline distT="0" distB="0" distL="0" distR="0" wp14:anchorId="24617F8D" wp14:editId="1E19DE06">
             <wp:extent cx="5940425" cy="2987040"/>
@@ -1961,7 +1967,8 @@
       </w:pPr>
       <w:r>
         <w:rPr>
-          <w:lang w:val="en-US"/>
+          <w:noProof/>
+          <w:lang w:eastAsia="ru-RU"/>
         </w:rPr>
         <w:drawing>
           <wp:inline distT="0" distB="0" distL="0" distR="0" wp14:anchorId="302AB197" wp14:editId="01231FAF">
@@ -2074,8 +2081,10 @@
       <w:r>
         <w:rPr>
           <w:rFonts w:cs="Times New Roman"/>
-          <w:lang w:val="en-US"/>
-        </w:rPr>
+          <w:noProof/>
+          <w:lang w:eastAsia="ru-RU"/>
+        </w:rPr>
+        <w:lastRenderedPageBreak/>
         <w:drawing>
           <wp:inline distT="0" distB="0" distL="0" distR="0" wp14:anchorId="43B309E0" wp14:editId="4F12494E">
             <wp:extent cx="5940425" cy="725805"/>
@@ -2168,8 +2177,9 @@
       <w:r>
         <w:rPr>
           <w:rFonts w:cs="Times New Roman"/>
-        </w:rPr>
-        <w:lastRenderedPageBreak/>
+          <w:noProof/>
+          <w:lang w:eastAsia="ru-RU"/>
+        </w:rPr>
         <w:drawing>
           <wp:inline distT="0" distB="0" distL="0" distR="0" wp14:anchorId="5AD2CE2E" wp14:editId="4DB1A389">
             <wp:extent cx="5940425" cy="658495"/>
@@ -2249,6 +2259,8 @@
       <w:r>
         <w:rPr>
           <w:rFonts w:cs="Times New Roman"/>
+          <w:noProof/>
+          <w:lang w:eastAsia="ru-RU"/>
         </w:rPr>
         <w:drawing>
           <wp:inline distT="0" distB="0" distL="0" distR="0" wp14:anchorId="0C4E6E84" wp14:editId="3EF31760">
@@ -2329,6 +2341,8 @@
       <w:r>
         <w:rPr>
           <w:rFonts w:cs="Times New Roman"/>
+          <w:noProof/>
+          <w:lang w:eastAsia="ru-RU"/>
         </w:rPr>
         <w:drawing>
           <wp:inline distT="0" distB="0" distL="0" distR="0" wp14:anchorId="59EE9DC8" wp14:editId="71AC36A0">
@@ -2461,7 +2475,8 @@
       <w:r>
         <w:rPr>
           <w:rFonts w:cs="Times New Roman"/>
-          <w:lang w:val="en-US"/>
+          <w:noProof/>
+          <w:lang w:eastAsia="ru-RU"/>
         </w:rPr>
         <w:drawing>
           <wp:inline distT="0" distB="0" distL="0" distR="0" wp14:anchorId="01EB69D5" wp14:editId="155CC9D7">
@@ -2512,12 +2527,20 @@
         </w:rPr>
         <w:t xml:space="preserve">Рисунок 9 – </w:t>
       </w:r>
+      <w:proofErr w:type="spellStart"/>
       <w:r>
         <w:rPr>
           <w:rFonts w:cs="Times New Roman"/>
           <w:lang w:val="en-US"/>
         </w:rPr>
-        <w:t xml:space="preserve">WebSocket </w:t>
+        <w:t>WebSocket</w:t>
+      </w:r>
+      <w:proofErr w:type="spellEnd"/>
+      <w:r>
+        <w:rPr>
+          <w:rFonts w:cs="Times New Roman"/>
+        </w:rPr>
+        <w:t xml:space="preserve"> </w:t>
       </w:r>
       <w:r>
         <w:rPr>
@@ -2549,7 +2572,8 @@
       <w:r>
         <w:rPr>
           <w:rFonts w:cs="Times New Roman"/>
-          <w:lang w:val="en-US"/>
+          <w:noProof/>
+          <w:lang w:eastAsia="ru-RU"/>
         </w:rPr>
         <w:drawing>
           <wp:inline distT="0" distB="0" distL="0" distR="0" wp14:anchorId="4742EBE5" wp14:editId="2A53D6DD">
@@ -2667,6 +2691,8 @@
       <w:r>
         <w:rPr>
           <w:rFonts w:cs="Times New Roman"/>
+          <w:noProof/>
+          <w:lang w:eastAsia="ru-RU"/>
         </w:rPr>
         <w:lastRenderedPageBreak/>
         <w:drawing>
@@ -2741,6 +2767,8 @@
       <w:r>
         <w:rPr>
           <w:rFonts w:cs="Times New Roman"/>
+          <w:noProof/>
+          <w:lang w:eastAsia="ru-RU"/>
         </w:rPr>
         <w:drawing>
           <wp:inline distT="0" distB="0" distL="0" distR="0" wp14:anchorId="7AD448F1" wp14:editId="340690FE">
@@ -2814,6 +2842,8 @@
       <w:r>
         <w:rPr>
           <w:rFonts w:cs="Times New Roman"/>
+          <w:noProof/>
+          <w:lang w:eastAsia="ru-RU"/>
         </w:rPr>
         <w:lastRenderedPageBreak/>
         <w:drawing>
@@ -2894,6 +2924,8 @@
       <w:r>
         <w:rPr>
           <w:rFonts w:cs="Times New Roman"/>
+          <w:noProof/>
+          <w:lang w:eastAsia="ru-RU"/>
         </w:rPr>
         <w:drawing>
           <wp:inline distT="0" distB="0" distL="0" distR="0" wp14:anchorId="6B667B48" wp14:editId="559478FC">
@@ -2981,6 +3013,8 @@
       <w:r>
         <w:rPr>
           <w:rFonts w:cs="Times New Roman"/>
+          <w:noProof/>
+          <w:lang w:eastAsia="ru-RU"/>
         </w:rPr>
         <w:lastRenderedPageBreak/>
         <w:drawing>
@@ -3037,27 +3071,27 @@
       <w:pPr>
         <w:rPr>
           <w:rFonts w:cs="Times New Roman"/>
+        </w:rPr>
+      </w:pPr>
+      <w:r>
+        <w:rPr>
+          <w:rFonts w:cs="Times New Roman"/>
+        </w:rPr>
+        <w:t xml:space="preserve">Отключаю уведомления и проверяю подключение во вкладке, представлено на рисунке 16. </w:t>
+      </w:r>
+    </w:p>
+    <w:p>
+      <w:pPr>
+        <w:rPr>
+          <w:rFonts w:cs="Times New Roman"/>
           <w:lang w:val="en-US"/>
         </w:rPr>
       </w:pPr>
       <w:r>
         <w:rPr>
           <w:rFonts w:cs="Times New Roman"/>
-        </w:rPr>
-        <w:t xml:space="preserve">Отключаю уведомления и проверяю подключение во вкладке, представлено на рисунке 16. </w:t>
-      </w:r>
-    </w:p>
-    <w:p>
-      <w:pPr>
-        <w:rPr>
-          <w:rFonts w:cs="Times New Roman"/>
-          <w:lang w:val="en-US"/>
-        </w:rPr>
-      </w:pPr>
-      <w:r>
-        <w:rPr>
-          <w:rFonts w:cs="Times New Roman"/>
-          <w:lang w:val="en-US"/>
+          <w:noProof/>
+          <w:lang w:eastAsia="ru-RU"/>
         </w:rPr>
         <w:drawing>
           <wp:inline distT="0" distB="0" distL="0" distR="0" wp14:anchorId="1B15C84F" wp14:editId="7CBC3FB1">
@@ -3113,7 +3147,6 @@
       <w:pPr>
         <w:rPr>
           <w:rFonts w:cs="Times New Roman"/>
-          <w:lang w:val="en-US"/>
         </w:rPr>
       </w:pPr>
       <w:r>
@@ -3566,8 +3599,6 @@
         </w:rPr>
         <w:t>WebSocket</w:t>
       </w:r>
-      <w:bookmarkStart w:id="4" w:name="_GoBack"/>
-      <w:bookmarkEnd w:id="4"/>
       <w:r>
         <w:rPr>
           <w:rFonts w:cs="Times New Roman"/>
@@ -3594,9 +3625,18 @@
             <w:rStyle w:val="a9"/>
             <w:lang w:val="en-US"/>
           </w:rPr>
-          <w:t>https://github.com/VaryaKurtseva/AbonementFitness/tree/main/grpc_all</w:t>
+          <w:t>https://github.com/VaryaKurtseva/AbonementFitness/tree/main/webSocket</w:t>
         </w:r>
       </w:hyperlink>
+    </w:p>
+    <w:p>
+      <w:pPr>
+        <w:rPr>
+          <w:lang w:val="en-US"/>
+        </w:rPr>
+      </w:pPr>
+      <w:bookmarkStart w:id="4" w:name="_GoBack"/>
+      <w:bookmarkEnd w:id="4"/>
     </w:p>
     <w:p>
       <w:pPr>
@@ -3653,6 +3693,7 @@
         <w:docPartUnique/>
       </w:docPartObj>
     </w:sdtPr>
+    <w:sdtEndPr/>
     <w:sdtContent>
       <w:p>
         <w:pPr>
@@ -7048,7 +7089,7 @@
 </file>
 
 <file path=customXml/itemProps1.xml><?xml version="1.0" encoding="utf-8"?>
-<ds:datastoreItem xmlns:ds="http://schemas.openxmlformats.org/officeDocument/2006/customXml" ds:itemID="{89D0F019-CF41-4953-AFBC-452C00821891}">
+<ds:datastoreItem xmlns:ds="http://schemas.openxmlformats.org/officeDocument/2006/customXml" ds:itemID="{CA0603D0-C623-45AF-A14B-8FD8071F7070}">
   <ds:schemaRefs>
     <ds:schemaRef ds:uri="http://schemas.openxmlformats.org/officeDocument/2006/bibliography"/>
   </ds:schemaRefs>

--- a/отчеты/Отчет по 8 лабе соп Курцева.docx
+++ b/отчеты/Отчет по 8 лабе соп Курцева.docx
@@ -375,7 +375,17 @@
           <w:bCs/>
           <w:szCs w:val="28"/>
         </w:rPr>
-        <w:t>.Н.</w:t>
+        <w:t>.А</w:t>
+      </w:r>
+      <w:bookmarkStart w:id="0" w:name="_GoBack"/>
+      <w:bookmarkEnd w:id="0"/>
+      <w:r>
+        <w:rPr>
+          <w:b/>
+          <w:bCs/>
+          <w:szCs w:val="28"/>
+        </w:rPr>
+        <w:t>.</w:t>
       </w:r>
     </w:p>
     <w:p>
@@ -1140,7 +1150,7 @@
           <w:b/>
         </w:rPr>
       </w:pPr>
-      <w:bookmarkStart w:id="0" w:name="_Toc232276692"/>
+      <w:bookmarkStart w:id="1" w:name="_Toc232276692"/>
       <w:r>
         <w:rPr>
           <w:b/>
@@ -1148,7 +1158,7 @@
         </w:rPr>
         <w:t>WebSocket</w:t>
       </w:r>
-      <w:bookmarkEnd w:id="0"/>
+      <w:bookmarkEnd w:id="1"/>
     </w:p>
     <w:p>
       <w:pPr>
@@ -1264,14 +1274,14 @@
           <w:b/>
         </w:rPr>
       </w:pPr>
-      <w:bookmarkStart w:id="1" w:name="_Toc232276693"/>
+      <w:bookmarkStart w:id="2" w:name="_Toc232276693"/>
       <w:r>
         <w:rPr>
           <w:b/>
         </w:rPr>
         <w:t>Архитектура</w:t>
       </w:r>
-      <w:bookmarkEnd w:id="1"/>
+      <w:bookmarkEnd w:id="2"/>
     </w:p>
     <w:p>
       <w:pPr>
@@ -1537,12 +1547,14 @@
       <w:r>
         <w:t xml:space="preserve"> - </w:t>
       </w:r>
+      <w:proofErr w:type="spellStart"/>
       <w:r>
         <w:rPr>
           <w:lang w:val="en-US"/>
         </w:rPr>
         <w:t>EventMetadata</w:t>
       </w:r>
+      <w:proofErr w:type="spellEnd"/>
       <w:r>
         <w:t xml:space="preserve"> и </w:t>
       </w:r>
@@ -1764,14 +1776,14 @@
           <w:b/>
         </w:rPr>
       </w:pPr>
-      <w:bookmarkStart w:id="2" w:name="_Toc232276694"/>
+      <w:bookmarkStart w:id="3" w:name="_Toc232276694"/>
       <w:r>
         <w:rPr>
           <w:b/>
         </w:rPr>
         <w:t>Практический разбор</w:t>
       </w:r>
-      <w:bookmarkEnd w:id="2"/>
+      <w:bookmarkEnd w:id="3"/>
     </w:p>
     <w:p>
       <w:pPr>
@@ -3550,7 +3562,7 @@
           <w:rFonts w:cs="Times New Roman"/>
         </w:rPr>
       </w:pPr>
-      <w:bookmarkStart w:id="3" w:name="_Toc232276695"/>
+      <w:bookmarkStart w:id="4" w:name="_Toc232276695"/>
       <w:r>
         <w:rPr>
           <w:rFonts w:cs="Times New Roman"/>
@@ -3558,7 +3570,7 @@
         <w:lastRenderedPageBreak/>
         <w:t>Приложение А</w:t>
       </w:r>
-      <w:bookmarkEnd w:id="3"/>
+      <w:bookmarkEnd w:id="4"/>
     </w:p>
     <w:p>
       <w:pPr>
@@ -3635,8 +3647,6 @@
           <w:lang w:val="en-US"/>
         </w:rPr>
       </w:pPr>
-      <w:bookmarkStart w:id="4" w:name="_GoBack"/>
-      <w:bookmarkEnd w:id="4"/>
     </w:p>
     <w:p>
       <w:pPr>
@@ -7089,7 +7099,7 @@
 </file>
 
 <file path=customXml/itemProps1.xml><?xml version="1.0" encoding="utf-8"?>
-<ds:datastoreItem xmlns:ds="http://schemas.openxmlformats.org/officeDocument/2006/customXml" ds:itemID="{CA0603D0-C623-45AF-A14B-8FD8071F7070}">
+<ds:datastoreItem xmlns:ds="http://schemas.openxmlformats.org/officeDocument/2006/customXml" ds:itemID="{6C171DDF-0C17-49B3-A399-2D2FB32C9A8F}">
   <ds:schemaRefs>
     <ds:schemaRef ds:uri="http://schemas.openxmlformats.org/officeDocument/2006/bibliography"/>
   </ds:schemaRefs>
